--- a/dist/template.docx
+++ b/dist/template.docx
@@ -106,21 +106,7 @@
                                 <w:sz w:val="20"/>
                                 <w:lang w:val="en-US" w:eastAsia="zh-CN"/>
                               </w:rPr>
-                              <w:t>{t</w:t>
-                            </w:r>
-                            <w:r>
-                              <w:rPr>
-                                <w:rFonts w:hint="eastAsia"/>
-                                <w:color w:val="000000" w:themeColor="text1"/>
-                                <w:sz w:val="20"/>
-                                <w:lang w:val="en-US" w:eastAsia="zh-CN"/>
-                                <w14:textFill>
-                                  <w14:solidFill>
-                                    <w14:schemeClr w14:val="tx1"/>
-                                  </w14:solidFill>
-                                </w14:textFill>
-                              </w:rPr>
-                              <w:t>ext1}</w:t>
+                              <w:t>{text1}</w:t>
                             </w:r>
                           </w:p>
                         </w:txbxContent>
@@ -171,21 +157,7 @@
                           <w:sz w:val="20"/>
                           <w:lang w:val="en-US" w:eastAsia="zh-CN"/>
                         </w:rPr>
-                        <w:t>{t</w:t>
-                      </w:r>
-                      <w:r>
-                        <w:rPr>
-                          <w:rFonts w:hint="eastAsia"/>
-                          <w:color w:val="000000" w:themeColor="text1"/>
-                          <w:sz w:val="20"/>
-                          <w:lang w:val="en-US" w:eastAsia="zh-CN"/>
-                          <w14:textFill>
-                            <w14:solidFill>
-                              <w14:schemeClr w14:val="tx1"/>
-                            </w14:solidFill>
-                          </w14:textFill>
-                        </w:rPr>
-                        <w:t>ext1}</w:t>
+                        <w:t>{text1}</w:t>
                       </w:r>
                     </w:p>
                   </w:txbxContent>
@@ -336,20 +308,7 @@
           <w:vertAlign w:val="baseline"/>
           <w:lang w:val="en-US" w:eastAsia="zh-CN"/>
         </w:rPr>
-        <w:t>{text4</w:t>
-      </w:r>
-      <w:bookmarkStart w:id="0" w:name="_GoBack"/>
-      <w:bookmarkEnd w:id="0"/>
-      <w:r>
-        <w:rPr>
-          <w:rFonts w:hint="eastAsia" w:ascii="宋体" w:hAnsi="宋体" w:cs="Times New Roman"/>
-          <w:kern w:val="2"/>
-          <w:sz w:val="24"/>
-          <w:szCs w:val="24"/>
-          <w:vertAlign w:val="baseline"/>
-          <w:lang w:val="en-US" w:eastAsia="zh-CN"/>
-        </w:rPr>
-        <w:t>}</w:t>
+        <w:t>{text4}</w:t>
       </w:r>
     </w:p>
     <w:p>
@@ -905,7 +864,7 @@
                 <w:color w:val="000000"/>
                 <w:lang w:val="en-US" w:eastAsia="zh-CN"/>
               </w:rPr>
-              <w:t>650</w:t>
+              <w:t>{amount1}</w:t>
             </w:r>
           </w:p>
         </w:tc>
@@ -1190,7 +1149,7 @@
                 <w:color w:val="000000"/>
                 <w:lang w:val="en-US" w:eastAsia="zh-CN"/>
               </w:rPr>
-              <w:t>100</w:t>
+              <w:t>{amount2}</w:t>
             </w:r>
           </w:p>
         </w:tc>
@@ -1480,15 +1439,7 @@
                 <w:color w:val="000000"/>
                 <w:lang w:val="en-US" w:eastAsia="zh-Hans"/>
               </w:rPr>
-              <w:t>1</w:t>
-            </w:r>
-            <w:r>
-              <w:rPr>
-                <w:rFonts w:hint="default" w:ascii="宋体" w:hAnsi="宋体" w:eastAsia="宋体" w:cs="宋体"/>
-                <w:color w:val="000000"/>
-                <w:lang w:eastAsia="zh-Hans"/>
-              </w:rPr>
-              <w:t>00</w:t>
+              <w:t>{amount3}</w:t>
             </w:r>
           </w:p>
         </w:tc>
